--- a/Email Notification.docx
+++ b/Email Notification.docx
@@ -4,12 +4,12 @@
   <w:body>
     <w:p>
       <w:r>
-        <w:t>Email Notification</w:t>
+        <w:t>Email Notification - Disable for leadership</w:t>
       </w:r>
     </w:p>
     <w:p>
       <w:r>
-        <w:t>Thursday, January 8, 2026</w:t>
+        <w:t>Wednesday, November 19, 2025</w:t>
       </w:r>
     </w:p>
     <w:p>
@@ -20,10 +20,10 @@
     <w:p>
       <w:r>
         <w:drawing>
-          <wp:inline distT="0" distB="0" distL="0" distR="0" wp14:anchorId="74902CE3" wp14:editId="5F1C9DD0">
-            <wp:extent cx="5943600" cy="1605280"/>
+          <wp:inline distT="0" distB="0" distL="0" distR="0" wp14:anchorId="281DE336" wp14:editId="3D204673">
+            <wp:extent cx="5829300" cy="3549650"/>
             <wp:effectExtent l="0" t="0" r="0" b="0"/>
-            <wp:docPr id="305908375" name="Picture 18"/>
+            <wp:docPr id="201394361" name="Picture 2"/>
             <wp:cNvGraphicFramePr>
               <a:graphicFrameLocks xmlns:a="http://schemas.openxmlformats.org/drawingml/2006/main" noChangeAspect="1"/>
             </wp:cNvGraphicFramePr>
@@ -31,7 +31,7 @@
               <a:graphicData uri="http://schemas.openxmlformats.org/drawingml/2006/picture">
                 <pic:pic xmlns:pic="http://schemas.openxmlformats.org/drawingml/2006/picture">
                   <pic:nvPicPr>
-                    <pic:cNvPr id="0" name="Picture 46"/>
+                    <pic:cNvPr id="0" name="Picture 6"/>
                     <pic:cNvPicPr>
                       <a:picLocks noChangeAspect="1" noChangeArrowheads="1"/>
                     </pic:cNvPicPr>
@@ -52,498 +52,7 @@
                   <pic:spPr bwMode="auto">
                     <a:xfrm>
                       <a:off x="0" y="0"/>
-                      <a:ext cx="5943600" cy="1605280"/>
-                    </a:xfrm>
-                    <a:prstGeom prst="rect">
-                      <a:avLst/>
-                    </a:prstGeom>
-                    <a:noFill/>
-                    <a:ln>
-                      <a:noFill/>
-                    </a:ln>
-                  </pic:spPr>
-                </pic:pic>
-              </a:graphicData>
-            </a:graphic>
-          </wp:inline>
-        </w:drawing>
-      </w:r>
-    </w:p>
-    <w:p>
-      <w:r>
-        <w:t> </w:t>
-      </w:r>
-    </w:p>
-    <w:p>
-      <w:r>
-        <w:drawing>
-          <wp:inline distT="0" distB="0" distL="0" distR="0" wp14:anchorId="5A16E6D1" wp14:editId="106DCB4A">
-            <wp:extent cx="5943600" cy="2430145"/>
-            <wp:effectExtent l="0" t="0" r="0" b="8255"/>
-            <wp:docPr id="1724580401" name="Picture 17"/>
-            <wp:cNvGraphicFramePr>
-              <a:graphicFrameLocks xmlns:a="http://schemas.openxmlformats.org/drawingml/2006/main" noChangeAspect="1"/>
-            </wp:cNvGraphicFramePr>
-            <a:graphic xmlns:a="http://schemas.openxmlformats.org/drawingml/2006/main">
-              <a:graphicData uri="http://schemas.openxmlformats.org/drawingml/2006/picture">
-                <pic:pic xmlns:pic="http://schemas.openxmlformats.org/drawingml/2006/picture">
-                  <pic:nvPicPr>
-                    <pic:cNvPr id="0" name="Picture 47"/>
-                    <pic:cNvPicPr>
-                      <a:picLocks noChangeAspect="1" noChangeArrowheads="1"/>
-                    </pic:cNvPicPr>
-                  </pic:nvPicPr>
-                  <pic:blipFill>
-                    <a:blip r:embed="rId7" cstate="print">
-                      <a:extLst>
-                        <a:ext uri="{28A0092B-C50C-407E-A947-70E740481C1C}">
-                          <a14:useLocalDpi xmlns:a14="http://schemas.microsoft.com/office/drawing/2010/main" val="0"/>
-                        </a:ext>
-                      </a:extLst>
-                    </a:blip>
-                    <a:srcRect/>
-                    <a:stretch>
-                      <a:fillRect/>
-                    </a:stretch>
-                  </pic:blipFill>
-                  <pic:spPr bwMode="auto">
-                    <a:xfrm>
-                      <a:off x="0" y="0"/>
-                      <a:ext cx="5943600" cy="2430145"/>
-                    </a:xfrm>
-                    <a:prstGeom prst="rect">
-                      <a:avLst/>
-                    </a:prstGeom>
-                    <a:noFill/>
-                    <a:ln>
-                      <a:noFill/>
-                    </a:ln>
-                  </pic:spPr>
-                </pic:pic>
-              </a:graphicData>
-            </a:graphic>
-          </wp:inline>
-        </w:drawing>
-      </w:r>
-    </w:p>
-    <w:p>
-      <w:r>
-        <w:t> </w:t>
-      </w:r>
-    </w:p>
-    <w:p>
-      <w:r>
-        <w:t> </w:t>
-      </w:r>
-    </w:p>
-    <w:p>
-      <w:r>
-        <w:t>  </w:t>
-      </w:r>
-      <w:r>
-        <w:drawing>
-          <wp:inline distT="0" distB="0" distL="0" distR="0" wp14:anchorId="4E086137" wp14:editId="442C468A">
-            <wp:extent cx="4756793" cy="1898650"/>
-            <wp:effectExtent l="0" t="0" r="5715" b="6350"/>
-            <wp:docPr id="1303746863" name="Picture 16"/>
-            <wp:cNvGraphicFramePr>
-              <a:graphicFrameLocks xmlns:a="http://schemas.openxmlformats.org/drawingml/2006/main" noChangeAspect="1"/>
-            </wp:cNvGraphicFramePr>
-            <a:graphic xmlns:a="http://schemas.openxmlformats.org/drawingml/2006/main">
-              <a:graphicData uri="http://schemas.openxmlformats.org/drawingml/2006/picture">
-                <pic:pic xmlns:pic="http://schemas.openxmlformats.org/drawingml/2006/picture">
-                  <pic:nvPicPr>
-                    <pic:cNvPr id="0" name="Picture 48"/>
-                    <pic:cNvPicPr>
-                      <a:picLocks noChangeAspect="1" noChangeArrowheads="1"/>
-                    </pic:cNvPicPr>
-                  </pic:nvPicPr>
-                  <pic:blipFill>
-                    <a:blip r:embed="rId8">
-                      <a:extLst>
-                        <a:ext uri="{28A0092B-C50C-407E-A947-70E740481C1C}">
-                          <a14:useLocalDpi xmlns:a14="http://schemas.microsoft.com/office/drawing/2010/main" val="0"/>
-                        </a:ext>
-                      </a:extLst>
-                    </a:blip>
-                    <a:srcRect/>
-                    <a:stretch>
-                      <a:fillRect/>
-                    </a:stretch>
-                  </pic:blipFill>
-                  <pic:spPr bwMode="auto">
-                    <a:xfrm>
-                      <a:off x="0" y="0"/>
-                      <a:ext cx="4767344" cy="1902861"/>
-                    </a:xfrm>
-                    <a:prstGeom prst="rect">
-                      <a:avLst/>
-                    </a:prstGeom>
-                    <a:noFill/>
-                    <a:ln>
-                      <a:noFill/>
-                    </a:ln>
-                  </pic:spPr>
-                </pic:pic>
-              </a:graphicData>
-            </a:graphic>
-          </wp:inline>
-        </w:drawing>
-      </w:r>
-    </w:p>
-    <w:p>
-      <w:r>
-        <w:lastRenderedPageBreak/>
-        <w:t> </w:t>
-      </w:r>
-    </w:p>
-    <w:p>
-      <w:r>
-        <w:drawing>
-          <wp:inline distT="0" distB="0" distL="0" distR="0" wp14:anchorId="47185D99" wp14:editId="08E9CAC0">
-            <wp:extent cx="5943600" cy="4406900"/>
-            <wp:effectExtent l="0" t="0" r="0" b="0"/>
-            <wp:docPr id="1481915013" name="Picture 15"/>
-            <wp:cNvGraphicFramePr>
-              <a:graphicFrameLocks xmlns:a="http://schemas.openxmlformats.org/drawingml/2006/main" noChangeAspect="1"/>
-            </wp:cNvGraphicFramePr>
-            <a:graphic xmlns:a="http://schemas.openxmlformats.org/drawingml/2006/main">
-              <a:graphicData uri="http://schemas.openxmlformats.org/drawingml/2006/picture">
-                <pic:pic xmlns:pic="http://schemas.openxmlformats.org/drawingml/2006/picture">
-                  <pic:nvPicPr>
-                    <pic:cNvPr id="0" name="Picture 49"/>
-                    <pic:cNvPicPr>
-                      <a:picLocks noChangeAspect="1" noChangeArrowheads="1"/>
-                    </pic:cNvPicPr>
-                  </pic:nvPicPr>
-                  <pic:blipFill>
-                    <a:blip r:embed="rId9">
-                      <a:extLst>
-                        <a:ext uri="{28A0092B-C50C-407E-A947-70E740481C1C}">
-                          <a14:useLocalDpi xmlns:a14="http://schemas.microsoft.com/office/drawing/2010/main" val="0"/>
-                        </a:ext>
-                      </a:extLst>
-                    </a:blip>
-                    <a:srcRect/>
-                    <a:stretch>
-                      <a:fillRect/>
-                    </a:stretch>
-                  </pic:blipFill>
-                  <pic:spPr bwMode="auto">
-                    <a:xfrm>
-                      <a:off x="0" y="0"/>
-                      <a:ext cx="5943600" cy="4406900"/>
-                    </a:xfrm>
-                    <a:prstGeom prst="rect">
-                      <a:avLst/>
-                    </a:prstGeom>
-                    <a:noFill/>
-                    <a:ln>
-                      <a:noFill/>
-                    </a:ln>
-                  </pic:spPr>
-                </pic:pic>
-              </a:graphicData>
-            </a:graphic>
-          </wp:inline>
-        </w:drawing>
-      </w:r>
-    </w:p>
-    <w:p>
-      <w:r>
-        <w:t>  </w:t>
-      </w:r>
-    </w:p>
-    <w:p>
-      <w:r>
-        <w:drawing>
-          <wp:inline distT="0" distB="0" distL="0" distR="0" wp14:anchorId="0CCB94C5" wp14:editId="29FE00B4">
-            <wp:extent cx="6799055" cy="3098800"/>
-            <wp:effectExtent l="0" t="0" r="1905" b="6350"/>
-            <wp:docPr id="2145297632" name="Picture 14"/>
-            <wp:cNvGraphicFramePr>
-              <a:graphicFrameLocks xmlns:a="http://schemas.openxmlformats.org/drawingml/2006/main" noChangeAspect="1"/>
-            </wp:cNvGraphicFramePr>
-            <a:graphic xmlns:a="http://schemas.openxmlformats.org/drawingml/2006/main">
-              <a:graphicData uri="http://schemas.openxmlformats.org/drawingml/2006/picture">
-                <pic:pic xmlns:pic="http://schemas.openxmlformats.org/drawingml/2006/picture">
-                  <pic:nvPicPr>
-                    <pic:cNvPr id="0" name="Picture 50"/>
-                    <pic:cNvPicPr>
-                      <a:picLocks noChangeAspect="1" noChangeArrowheads="1"/>
-                    </pic:cNvPicPr>
-                  </pic:nvPicPr>
-                  <pic:blipFill>
-                    <a:blip r:embed="rId10" cstate="print">
-                      <a:extLst>
-                        <a:ext uri="{28A0092B-C50C-407E-A947-70E740481C1C}">
-                          <a14:useLocalDpi xmlns:a14="http://schemas.microsoft.com/office/drawing/2010/main" val="0"/>
-                        </a:ext>
-                      </a:extLst>
-                    </a:blip>
-                    <a:srcRect/>
-                    <a:stretch>
-                      <a:fillRect/>
-                    </a:stretch>
-                  </pic:blipFill>
-                  <pic:spPr bwMode="auto">
-                    <a:xfrm>
-                      <a:off x="0" y="0"/>
-                      <a:ext cx="6852101" cy="3122977"/>
-                    </a:xfrm>
-                    <a:prstGeom prst="rect">
-                      <a:avLst/>
-                    </a:prstGeom>
-                    <a:noFill/>
-                    <a:ln>
-                      <a:noFill/>
-                    </a:ln>
-                  </pic:spPr>
-                </pic:pic>
-              </a:graphicData>
-            </a:graphic>
-          </wp:inline>
-        </w:drawing>
-      </w:r>
-    </w:p>
-    <w:p>
-      <w:r>
-        <w:lastRenderedPageBreak/>
-        <w:t>   </w:t>
-      </w:r>
-      <w:r>
-        <w:drawing>
-          <wp:inline distT="0" distB="0" distL="0" distR="0" wp14:anchorId="79170967" wp14:editId="72EC6835">
-            <wp:extent cx="6342352" cy="2565400"/>
-            <wp:effectExtent l="0" t="0" r="1905" b="6350"/>
-            <wp:docPr id="281585932" name="Picture 13"/>
-            <wp:cNvGraphicFramePr>
-              <a:graphicFrameLocks xmlns:a="http://schemas.openxmlformats.org/drawingml/2006/main" noChangeAspect="1"/>
-            </wp:cNvGraphicFramePr>
-            <a:graphic xmlns:a="http://schemas.openxmlformats.org/drawingml/2006/main">
-              <a:graphicData uri="http://schemas.openxmlformats.org/drawingml/2006/picture">
-                <pic:pic xmlns:pic="http://schemas.openxmlformats.org/drawingml/2006/picture">
-                  <pic:nvPicPr>
-                    <pic:cNvPr id="0" name="Picture 51"/>
-                    <pic:cNvPicPr>
-                      <a:picLocks noChangeAspect="1" noChangeArrowheads="1"/>
-                    </pic:cNvPicPr>
-                  </pic:nvPicPr>
-                  <pic:blipFill>
-                    <a:blip r:embed="rId11">
-                      <a:extLst>
-                        <a:ext uri="{28A0092B-C50C-407E-A947-70E740481C1C}">
-                          <a14:useLocalDpi xmlns:a14="http://schemas.microsoft.com/office/drawing/2010/main" val="0"/>
-                        </a:ext>
-                      </a:extLst>
-                    </a:blip>
-                    <a:srcRect/>
-                    <a:stretch>
-                      <a:fillRect/>
-                    </a:stretch>
-                  </pic:blipFill>
-                  <pic:spPr bwMode="auto">
-                    <a:xfrm>
-                      <a:off x="0" y="0"/>
-                      <a:ext cx="6344967" cy="2566458"/>
-                    </a:xfrm>
-                    <a:prstGeom prst="rect">
-                      <a:avLst/>
-                    </a:prstGeom>
-                    <a:noFill/>
-                    <a:ln>
-                      <a:noFill/>
-                    </a:ln>
-                  </pic:spPr>
-                </pic:pic>
-              </a:graphicData>
-            </a:graphic>
-          </wp:inline>
-        </w:drawing>
-      </w:r>
-    </w:p>
-    <w:p>
-      <w:pPr>
-        <w:rPr>
-          <w:u w:val="single"/>
-        </w:rPr>
-      </w:pPr>
-      <w:r>
-        <w:t>  </w:t>
-      </w:r>
-      <w:r>
-        <w:rPr>
-          <w:u w:val="single"/>
-        </w:rPr>
-        <w:t>Step Due Notification:</w:t>
-      </w:r>
-    </w:p>
-    <w:p>
-      <w:r>
-        <w:drawing>
-          <wp:inline distT="0" distB="0" distL="0" distR="0" wp14:anchorId="03D0AB55" wp14:editId="3E1F7AEC">
-            <wp:extent cx="5943600" cy="3545205"/>
-            <wp:effectExtent l="0" t="0" r="0" b="0"/>
-            <wp:docPr id="1495704835" name="Picture 12"/>
-            <wp:cNvGraphicFramePr>
-              <a:graphicFrameLocks xmlns:a="http://schemas.openxmlformats.org/drawingml/2006/main" noChangeAspect="1"/>
-            </wp:cNvGraphicFramePr>
-            <a:graphic xmlns:a="http://schemas.openxmlformats.org/drawingml/2006/main">
-              <a:graphicData uri="http://schemas.openxmlformats.org/drawingml/2006/picture">
-                <pic:pic xmlns:pic="http://schemas.openxmlformats.org/drawingml/2006/picture">
-                  <pic:nvPicPr>
-                    <pic:cNvPr id="0" name="Picture 52"/>
-                    <pic:cNvPicPr>
-                      <a:picLocks noChangeAspect="1" noChangeArrowheads="1"/>
-                    </pic:cNvPicPr>
-                  </pic:nvPicPr>
-                  <pic:blipFill>
-                    <a:blip r:embed="rId12">
-                      <a:extLst>
-                        <a:ext uri="{28A0092B-C50C-407E-A947-70E740481C1C}">
-                          <a14:useLocalDpi xmlns:a14="http://schemas.microsoft.com/office/drawing/2010/main" val="0"/>
-                        </a:ext>
-                      </a:extLst>
-                    </a:blip>
-                    <a:srcRect/>
-                    <a:stretch>
-                      <a:fillRect/>
-                    </a:stretch>
-                  </pic:blipFill>
-                  <pic:spPr bwMode="auto">
-                    <a:xfrm>
-                      <a:off x="0" y="0"/>
-                      <a:ext cx="5943600" cy="3545205"/>
-                    </a:xfrm>
-                    <a:prstGeom prst="rect">
-                      <a:avLst/>
-                    </a:prstGeom>
-                    <a:noFill/>
-                    <a:ln>
-                      <a:noFill/>
-                    </a:ln>
-                  </pic:spPr>
-                </pic:pic>
-              </a:graphicData>
-            </a:graphic>
-          </wp:inline>
-        </w:drawing>
-      </w:r>
-    </w:p>
-    <w:p>
-      <w:r>
-        <w:t> </w:t>
-      </w:r>
-    </w:p>
-    <w:p>
-      <w:r>
-        <w:t> </w:t>
-      </w:r>
-    </w:p>
-    <w:p>
-      <w:r>
-        <w:lastRenderedPageBreak/>
-        <w:drawing>
-          <wp:inline distT="0" distB="0" distL="0" distR="0" wp14:anchorId="7749998B" wp14:editId="3411CD4E">
-            <wp:extent cx="5568950" cy="2515548"/>
-            <wp:effectExtent l="0" t="0" r="0" b="0"/>
-            <wp:docPr id="932294820" name="Picture 11"/>
-            <wp:cNvGraphicFramePr>
-              <a:graphicFrameLocks xmlns:a="http://schemas.openxmlformats.org/drawingml/2006/main" noChangeAspect="1"/>
-            </wp:cNvGraphicFramePr>
-            <a:graphic xmlns:a="http://schemas.openxmlformats.org/drawingml/2006/main">
-              <a:graphicData uri="http://schemas.openxmlformats.org/drawingml/2006/picture">
-                <pic:pic xmlns:pic="http://schemas.openxmlformats.org/drawingml/2006/picture">
-                  <pic:nvPicPr>
-                    <pic:cNvPr id="0" name="Picture 53"/>
-                    <pic:cNvPicPr>
-                      <a:picLocks noChangeAspect="1" noChangeArrowheads="1"/>
-                    </pic:cNvPicPr>
-                  </pic:nvPicPr>
-                  <pic:blipFill>
-                    <a:blip r:embed="rId13" cstate="print">
-                      <a:extLst>
-                        <a:ext uri="{28A0092B-C50C-407E-A947-70E740481C1C}">
-                          <a14:useLocalDpi xmlns:a14="http://schemas.microsoft.com/office/drawing/2010/main" val="0"/>
-                        </a:ext>
-                      </a:extLst>
-                    </a:blip>
-                    <a:srcRect/>
-                    <a:stretch>
-                      <a:fillRect/>
-                    </a:stretch>
-                  </pic:blipFill>
-                  <pic:spPr bwMode="auto">
-                    <a:xfrm>
-                      <a:off x="0" y="0"/>
-                      <a:ext cx="5578440" cy="2519835"/>
-                    </a:xfrm>
-                    <a:prstGeom prst="rect">
-                      <a:avLst/>
-                    </a:prstGeom>
-                    <a:noFill/>
-                    <a:ln>
-                      <a:noFill/>
-                    </a:ln>
-                  </pic:spPr>
-                </pic:pic>
-              </a:graphicData>
-            </a:graphic>
-          </wp:inline>
-        </w:drawing>
-      </w:r>
-    </w:p>
-    <w:p>
-      <w:r>
-        <w:t> </w:t>
-      </w:r>
-    </w:p>
-    <w:p>
-      <w:r>
-        <w:t>After migrating</w:t>
-      </w:r>
-    </w:p>
-    <w:p>
-      <w:r>
-        <w:t> </w:t>
-      </w:r>
-    </w:p>
-    <w:p>
-      <w:r>
-        <w:drawing>
-          <wp:inline distT="0" distB="0" distL="0" distR="0" wp14:anchorId="5D945624" wp14:editId="4D86E31B">
-            <wp:extent cx="5943600" cy="954405"/>
-            <wp:effectExtent l="0" t="0" r="0" b="0"/>
-            <wp:docPr id="672634052" name="Picture 10"/>
-            <wp:cNvGraphicFramePr>
-              <a:graphicFrameLocks xmlns:a="http://schemas.openxmlformats.org/drawingml/2006/main" noChangeAspect="1"/>
-            </wp:cNvGraphicFramePr>
-            <a:graphic xmlns:a="http://schemas.openxmlformats.org/drawingml/2006/main">
-              <a:graphicData uri="http://schemas.openxmlformats.org/drawingml/2006/picture">
-                <pic:pic xmlns:pic="http://schemas.openxmlformats.org/drawingml/2006/picture">
-                  <pic:nvPicPr>
-                    <pic:cNvPr id="0" name="Picture 54"/>
-                    <pic:cNvPicPr>
-                      <a:picLocks noChangeAspect="1" noChangeArrowheads="1"/>
-                    </pic:cNvPicPr>
-                  </pic:nvPicPr>
-                  <pic:blipFill>
-                    <a:blip r:embed="rId14">
-                      <a:extLst>
-                        <a:ext uri="{28A0092B-C50C-407E-A947-70E740481C1C}">
-                          <a14:useLocalDpi xmlns:a14="http://schemas.microsoft.com/office/drawing/2010/main" val="0"/>
-                        </a:ext>
-                      </a:extLst>
-                    </a:blip>
-                    <a:srcRect/>
-                    <a:stretch>
-                      <a:fillRect/>
-                    </a:stretch>
-                  </pic:blipFill>
-                  <pic:spPr bwMode="auto">
-                    <a:xfrm>
-                      <a:off x="0" y="0"/>
-                      <a:ext cx="5943600" cy="954405"/>
+                      <a:ext cx="5829300" cy="3549650"/>
                     </a:xfrm>
                     <a:prstGeom prst="rect">
                       <a:avLst/>
@@ -562,11 +71,11 @@
     </w:p>
     <w:p/>
     <w:sectPr>
-      <w:footerReference w:type="even" r:id="rId15"/>
-      <w:footerReference w:type="default" r:id="rId16"/>
-      <w:footerReference w:type="first" r:id="rId17"/>
+      <w:footerReference w:type="even" r:id="rId7"/>
+      <w:footerReference w:type="default" r:id="rId8"/>
+      <w:footerReference w:type="first" r:id="rId9"/>
       <w:pgSz w:w="12240" w:h="15840"/>
-      <w:pgMar w:top="1260" w:right="1440" w:bottom="1440" w:left="1440" w:header="720" w:footer="720" w:gutter="0"/>
+      <w:pgMar w:top="1440" w:right="1440" w:bottom="1440" w:left="1440" w:header="720" w:footer="720" w:gutter="0"/>
       <w:cols w:space="720"/>
       <w:docGrid w:linePitch="360"/>
     </w:sectPr>
@@ -612,7 +121,7 @@
       <mc:AlternateContent>
         <mc:Choice Requires="wps">
           <w:drawing>
-            <wp:anchor distT="0" distB="0" distL="0" distR="0" simplePos="0" relativeHeight="251659264" behindDoc="0" locked="0" layoutInCell="1" allowOverlap="1" wp14:anchorId="46CDE5CD" wp14:editId="1D3DF1D3">
+            <wp:anchor distT="0" distB="0" distL="0" distR="0" simplePos="0" relativeHeight="251659264" behindDoc="0" locked="0" layoutInCell="1" allowOverlap="1" wp14:anchorId="21739782" wp14:editId="0857F2BE">
               <wp:simplePos x="635" y="635"/>
               <wp:positionH relativeFrom="page">
                 <wp:align>left</wp:align>
@@ -623,7 +132,7 @@
               <wp:extent cx="2268220" cy="405765"/>
               <wp:effectExtent l="0" t="0" r="17780" b="0"/>
               <wp:wrapNone/>
-              <wp:docPr id="569693382" name="Text Box 20" descr="Foot Locker - Internal Use Only">
+              <wp:docPr id="640859164" name="Text Box 4" descr="Foot Locker - Internal Use Only">
                 <a:extLst xmlns:a="http://schemas.openxmlformats.org/drawingml/2006/main">
                   <a:ext uri="{5AE41FA2-C0FF-4470-9BD4-5FADCA87CBE2}">
                     <aclsh:classification xmlns:aclsh="http://schemas.microsoft.com/office/drawing/2020/classificationShape" classificationOutcomeType="ftr"/>
@@ -684,11 +193,11 @@
         </mc:Choice>
         <mc:Fallback>
           <w:pict>
-            <v:shapetype w14:anchorId="46CDE5CD" id="_x0000_t202" coordsize="21600,21600" o:spt="202" path="m,l,21600r21600,l21600,xe">
+            <v:shapetype w14:anchorId="21739782" id="_x0000_t202" coordsize="21600,21600" o:spt="202" path="m,l,21600r21600,l21600,xe">
               <v:stroke joinstyle="miter"/>
               <v:path gradientshapeok="t" o:connecttype="rect"/>
             </v:shapetype>
-            <v:shape id="Text Box 20" o:spid="_x0000_s1026" type="#_x0000_t202" alt="Foot Locker - Internal Use Only" style="position:absolute;margin-left:0;margin-top:0;width:178.6pt;height:31.95pt;z-index:251659264;visibility:visible;mso-wrap-style:none;mso-wrap-distance-left:0;mso-wrap-distance-top:0;mso-wrap-distance-right:0;mso-wrap-distance-bottom:0;mso-position-horizontal:left;mso-position-horizontal-relative:page;mso-position-vertical:bottom;mso-position-vertical-relative:page;v-text-anchor:bottom" o:gfxdata="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" filled="f" stroked="f">
+            <v:shape id="Text Box 4" o:spid="_x0000_s1026" type="#_x0000_t202" alt="Foot Locker - Internal Use Only" style="position:absolute;margin-left:0;margin-top:0;width:178.6pt;height:31.95pt;z-index:251659264;visibility:visible;mso-wrap-style:none;mso-wrap-distance-left:0;mso-wrap-distance-top:0;mso-wrap-distance-right:0;mso-wrap-distance-bottom:0;mso-position-horizontal:left;mso-position-horizontal-relative:page;mso-position-vertical:bottom;mso-position-vertical-relative:page;v-text-anchor:bottom" o:gfxdata="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" filled="f" stroked="f">
               <v:fill o:detectmouseclick="t"/>
               <v:textbox style="mso-fit-shape-to-text:t" inset="20pt,0,0,15pt">
                 <w:txbxContent>
@@ -735,8 +244,8 @@
       <mc:AlternateContent>
         <mc:Choice Requires="wps">
           <w:drawing>
-            <wp:anchor distT="0" distB="0" distL="0" distR="0" simplePos="0" relativeHeight="251660288" behindDoc="0" locked="0" layoutInCell="1" allowOverlap="1" wp14:anchorId="2035870A" wp14:editId="049EC6EE">
-              <wp:simplePos x="914400" y="9417050"/>
+            <wp:anchor distT="0" distB="0" distL="0" distR="0" simplePos="0" relativeHeight="251660288" behindDoc="0" locked="0" layoutInCell="1" allowOverlap="1" wp14:anchorId="271D696C" wp14:editId="4A3061AF">
+              <wp:simplePos x="914400" y="9414344"/>
               <wp:positionH relativeFrom="page">
                 <wp:align>left</wp:align>
               </wp:positionH>
@@ -746,7 +255,7 @@
               <wp:extent cx="2268220" cy="405765"/>
               <wp:effectExtent l="0" t="0" r="17780" b="0"/>
               <wp:wrapNone/>
-              <wp:docPr id="323324541" name="Text Box 21" descr="Foot Locker - Internal Use Only">
+              <wp:docPr id="27399992" name="Text Box 5" descr="Foot Locker - Internal Use Only">
                 <a:extLst xmlns:a="http://schemas.openxmlformats.org/drawingml/2006/main">
                   <a:ext uri="{5AE41FA2-C0FF-4470-9BD4-5FADCA87CBE2}">
                     <aclsh:classification xmlns:aclsh="http://schemas.microsoft.com/office/drawing/2020/classificationShape" classificationOutcomeType="ftr"/>
@@ -807,11 +316,11 @@
         </mc:Choice>
         <mc:Fallback>
           <w:pict>
-            <v:shapetype w14:anchorId="2035870A" id="_x0000_t202" coordsize="21600,21600" o:spt="202" path="m,l,21600r21600,l21600,xe">
+            <v:shapetype w14:anchorId="271D696C" id="_x0000_t202" coordsize="21600,21600" o:spt="202" path="m,l,21600r21600,l21600,xe">
               <v:stroke joinstyle="miter"/>
               <v:path gradientshapeok="t" o:connecttype="rect"/>
             </v:shapetype>
-            <v:shape id="Text Box 21" o:spid="_x0000_s1027" type="#_x0000_t202" alt="Foot Locker - Internal Use Only" style="position:absolute;margin-left:0;margin-top:0;width:178.6pt;height:31.95pt;z-index:251660288;visibility:visible;mso-wrap-style:none;mso-wrap-distance-left:0;mso-wrap-distance-top:0;mso-wrap-distance-right:0;mso-wrap-distance-bottom:0;mso-position-horizontal:left;mso-position-horizontal-relative:page;mso-position-vertical:bottom;mso-position-vertical-relative:page;v-text-anchor:bottom" o:gfxdata="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" filled="f" stroked="f">
+            <v:shape id="Text Box 5" o:spid="_x0000_s1027" type="#_x0000_t202" alt="Foot Locker - Internal Use Only" style="position:absolute;margin-left:0;margin-top:0;width:178.6pt;height:31.95pt;z-index:251660288;visibility:visible;mso-wrap-style:none;mso-wrap-distance-left:0;mso-wrap-distance-top:0;mso-wrap-distance-right:0;mso-wrap-distance-bottom:0;mso-position-horizontal:left;mso-position-horizontal-relative:page;mso-position-vertical:bottom;mso-position-vertical-relative:page;v-text-anchor:bottom" o:gfxdata="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" filled="f" stroked="f">
               <v:fill o:detectmouseclick="t"/>
               <v:textbox style="mso-fit-shape-to-text:t" inset="20pt,0,0,15pt">
                 <w:txbxContent>
@@ -858,7 +367,7 @@
       <mc:AlternateContent>
         <mc:Choice Requires="wps">
           <w:drawing>
-            <wp:anchor distT="0" distB="0" distL="0" distR="0" simplePos="0" relativeHeight="251658240" behindDoc="0" locked="0" layoutInCell="1" allowOverlap="1" wp14:anchorId="050603F0" wp14:editId="1EF7EC36">
+            <wp:anchor distT="0" distB="0" distL="0" distR="0" simplePos="0" relativeHeight="251658240" behindDoc="0" locked="0" layoutInCell="1" allowOverlap="1" wp14:anchorId="0FF41725" wp14:editId="75278091">
               <wp:simplePos x="635" y="635"/>
               <wp:positionH relativeFrom="page">
                 <wp:align>left</wp:align>
@@ -869,7 +378,7 @@
               <wp:extent cx="2268220" cy="405765"/>
               <wp:effectExtent l="0" t="0" r="17780" b="0"/>
               <wp:wrapNone/>
-              <wp:docPr id="358127141" name="Text Box 19" descr="Foot Locker - Internal Use Only">
+              <wp:docPr id="1679725010" name="Text Box 3" descr="Foot Locker - Internal Use Only">
                 <a:extLst xmlns:a="http://schemas.openxmlformats.org/drawingml/2006/main">
                   <a:ext uri="{5AE41FA2-C0FF-4470-9BD4-5FADCA87CBE2}">
                     <aclsh:classification xmlns:aclsh="http://schemas.microsoft.com/office/drawing/2020/classificationShape" classificationOutcomeType="ftr"/>
@@ -930,11 +439,11 @@
         </mc:Choice>
         <mc:Fallback>
           <w:pict>
-            <v:shapetype w14:anchorId="050603F0" id="_x0000_t202" coordsize="21600,21600" o:spt="202" path="m,l,21600r21600,l21600,xe">
+            <v:shapetype w14:anchorId="0FF41725" id="_x0000_t202" coordsize="21600,21600" o:spt="202" path="m,l,21600r21600,l21600,xe">
               <v:stroke joinstyle="miter"/>
               <v:path gradientshapeok="t" o:connecttype="rect"/>
             </v:shapetype>
-            <v:shape id="Text Box 19" o:spid="_x0000_s1028" type="#_x0000_t202" alt="Foot Locker - Internal Use Only" style="position:absolute;margin-left:0;margin-top:0;width:178.6pt;height:31.95pt;z-index:251658240;visibility:visible;mso-wrap-style:none;mso-wrap-distance-left:0;mso-wrap-distance-top:0;mso-wrap-distance-right:0;mso-wrap-distance-bottom:0;mso-position-horizontal:left;mso-position-horizontal-relative:page;mso-position-vertical:bottom;mso-position-vertical-relative:page;v-text-anchor:bottom" o:gfxdata="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" filled="f" stroked="f">
+            <v:shape id="Text Box 3" o:spid="_x0000_s1028" type="#_x0000_t202" alt="Foot Locker - Internal Use Only" style="position:absolute;margin-left:0;margin-top:0;width:178.6pt;height:31.95pt;z-index:251658240;visibility:visible;mso-wrap-style:none;mso-wrap-distance-left:0;mso-wrap-distance-top:0;mso-wrap-distance-right:0;mso-wrap-distance-bottom:0;mso-position-horizontal:left;mso-position-horizontal-relative:page;mso-position-vertical:bottom;mso-position-vertical-relative:page;v-text-anchor:bottom" o:gfxdata="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" filled="f" stroked="f">
               <v:fill o:detectmouseclick="t"/>
               <v:textbox style="mso-fit-shape-to-text:t" inset="20pt,0,0,15pt">
                 <w:txbxContent>
@@ -1401,7 +910,7 @@
     <w:link w:val="Heading1Char"/>
     <w:uiPriority w:val="9"/>
     <w:qFormat/>
-    <w:rsid w:val="009C3EB7"/>
+    <w:rsid w:val="00F901EC"/>
     <w:pPr>
       <w:keepNext/>
       <w:keepLines/>
@@ -1424,7 +933,7 @@
     <w:semiHidden/>
     <w:unhideWhenUsed/>
     <w:qFormat/>
-    <w:rsid w:val="009C3EB7"/>
+    <w:rsid w:val="00F901EC"/>
     <w:pPr>
       <w:keepNext/>
       <w:keepLines/>
@@ -1447,7 +956,7 @@
     <w:semiHidden/>
     <w:unhideWhenUsed/>
     <w:qFormat/>
-    <w:rsid w:val="009C3EB7"/>
+    <w:rsid w:val="00F901EC"/>
     <w:pPr>
       <w:keepNext/>
       <w:keepLines/>
@@ -1470,7 +979,7 @@
     <w:semiHidden/>
     <w:unhideWhenUsed/>
     <w:qFormat/>
-    <w:rsid w:val="009C3EB7"/>
+    <w:rsid w:val="00F901EC"/>
     <w:pPr>
       <w:keepNext/>
       <w:keepLines/>
@@ -1493,7 +1002,7 @@
     <w:semiHidden/>
     <w:unhideWhenUsed/>
     <w:qFormat/>
-    <w:rsid w:val="009C3EB7"/>
+    <w:rsid w:val="00F901EC"/>
     <w:pPr>
       <w:keepNext/>
       <w:keepLines/>
@@ -1514,7 +1023,7 @@
     <w:semiHidden/>
     <w:unhideWhenUsed/>
     <w:qFormat/>
-    <w:rsid w:val="009C3EB7"/>
+    <w:rsid w:val="00F901EC"/>
     <w:pPr>
       <w:keepNext/>
       <w:keepLines/>
@@ -1537,7 +1046,7 @@
     <w:semiHidden/>
     <w:unhideWhenUsed/>
     <w:qFormat/>
-    <w:rsid w:val="009C3EB7"/>
+    <w:rsid w:val="00F901EC"/>
     <w:pPr>
       <w:keepNext/>
       <w:keepLines/>
@@ -1558,7 +1067,7 @@
     <w:semiHidden/>
     <w:unhideWhenUsed/>
     <w:qFormat/>
-    <w:rsid w:val="009C3EB7"/>
+    <w:rsid w:val="00F901EC"/>
     <w:pPr>
       <w:keepNext/>
       <w:keepLines/>
@@ -1581,7 +1090,7 @@
     <w:semiHidden/>
     <w:unhideWhenUsed/>
     <w:qFormat/>
-    <w:rsid w:val="009C3EB7"/>
+    <w:rsid w:val="00F901EC"/>
     <w:pPr>
       <w:keepNext/>
       <w:keepLines/>
@@ -1624,7 +1133,7 @@
     <w:basedOn w:val="DefaultParagraphFont"/>
     <w:link w:val="Heading1"/>
     <w:uiPriority w:val="9"/>
-    <w:rsid w:val="009C3EB7"/>
+    <w:rsid w:val="00F901EC"/>
     <w:rPr>
       <w:rFonts w:asciiTheme="majorHAnsi" w:eastAsiaTheme="majorEastAsia" w:hAnsiTheme="majorHAnsi" w:cstheme="majorBidi"/>
       <w:color w:val="0F4761" w:themeColor="accent1" w:themeShade="BF"/>
@@ -1638,7 +1147,7 @@
     <w:link w:val="Heading2"/>
     <w:uiPriority w:val="9"/>
     <w:semiHidden/>
-    <w:rsid w:val="009C3EB7"/>
+    <w:rsid w:val="00F901EC"/>
     <w:rPr>
       <w:rFonts w:asciiTheme="majorHAnsi" w:eastAsiaTheme="majorEastAsia" w:hAnsiTheme="majorHAnsi" w:cstheme="majorBidi"/>
       <w:color w:val="0F4761" w:themeColor="accent1" w:themeShade="BF"/>
@@ -1652,7 +1161,7 @@
     <w:link w:val="Heading3"/>
     <w:uiPriority w:val="9"/>
     <w:semiHidden/>
-    <w:rsid w:val="009C3EB7"/>
+    <w:rsid w:val="00F901EC"/>
     <w:rPr>
       <w:rFonts w:eastAsiaTheme="majorEastAsia" w:cstheme="majorBidi"/>
       <w:color w:val="0F4761" w:themeColor="accent1" w:themeShade="BF"/>
@@ -1666,7 +1175,7 @@
     <w:link w:val="Heading4"/>
     <w:uiPriority w:val="9"/>
     <w:semiHidden/>
-    <w:rsid w:val="009C3EB7"/>
+    <w:rsid w:val="00F901EC"/>
     <w:rPr>
       <w:rFonts w:eastAsiaTheme="majorEastAsia" w:cstheme="majorBidi"/>
       <w:i/>
@@ -1680,7 +1189,7 @@
     <w:link w:val="Heading5"/>
     <w:uiPriority w:val="9"/>
     <w:semiHidden/>
-    <w:rsid w:val="009C3EB7"/>
+    <w:rsid w:val="00F901EC"/>
     <w:rPr>
       <w:rFonts w:eastAsiaTheme="majorEastAsia" w:cstheme="majorBidi"/>
       <w:color w:val="0F4761" w:themeColor="accent1" w:themeShade="BF"/>
@@ -1692,7 +1201,7 @@
     <w:link w:val="Heading6"/>
     <w:uiPriority w:val="9"/>
     <w:semiHidden/>
-    <w:rsid w:val="009C3EB7"/>
+    <w:rsid w:val="00F901EC"/>
     <w:rPr>
       <w:rFonts w:eastAsiaTheme="majorEastAsia" w:cstheme="majorBidi"/>
       <w:i/>
@@ -1706,7 +1215,7 @@
     <w:link w:val="Heading7"/>
     <w:uiPriority w:val="9"/>
     <w:semiHidden/>
-    <w:rsid w:val="009C3EB7"/>
+    <w:rsid w:val="00F901EC"/>
     <w:rPr>
       <w:rFonts w:eastAsiaTheme="majorEastAsia" w:cstheme="majorBidi"/>
       <w:color w:val="595959" w:themeColor="text1" w:themeTint="A6"/>
@@ -1718,7 +1227,7 @@
     <w:link w:val="Heading8"/>
     <w:uiPriority w:val="9"/>
     <w:semiHidden/>
-    <w:rsid w:val="009C3EB7"/>
+    <w:rsid w:val="00F901EC"/>
     <w:rPr>
       <w:rFonts w:eastAsiaTheme="majorEastAsia" w:cstheme="majorBidi"/>
       <w:i/>
@@ -1732,7 +1241,7 @@
     <w:link w:val="Heading9"/>
     <w:uiPriority w:val="9"/>
     <w:semiHidden/>
-    <w:rsid w:val="009C3EB7"/>
+    <w:rsid w:val="00F901EC"/>
     <w:rPr>
       <w:rFonts w:eastAsiaTheme="majorEastAsia" w:cstheme="majorBidi"/>
       <w:color w:val="272727" w:themeColor="text1" w:themeTint="D8"/>
@@ -1745,7 +1254,7 @@
     <w:link w:val="TitleChar"/>
     <w:uiPriority w:val="10"/>
     <w:qFormat/>
-    <w:rsid w:val="009C3EB7"/>
+    <w:rsid w:val="00F901EC"/>
     <w:pPr>
       <w:spacing w:after="80" w:line="240" w:lineRule="auto"/>
       <w:contextualSpacing/>
@@ -1763,7 +1272,7 @@
     <w:basedOn w:val="DefaultParagraphFont"/>
     <w:link w:val="Title"/>
     <w:uiPriority w:val="10"/>
-    <w:rsid w:val="009C3EB7"/>
+    <w:rsid w:val="00F901EC"/>
     <w:rPr>
       <w:rFonts w:asciiTheme="majorHAnsi" w:eastAsiaTheme="majorEastAsia" w:hAnsiTheme="majorHAnsi" w:cstheme="majorBidi"/>
       <w:spacing w:val="-10"/>
@@ -1779,7 +1288,7 @@
     <w:link w:val="SubtitleChar"/>
     <w:uiPriority w:val="11"/>
     <w:qFormat/>
-    <w:rsid w:val="009C3EB7"/>
+    <w:rsid w:val="00F901EC"/>
     <w:pPr>
       <w:numPr>
         <w:ilvl w:val="1"/>
@@ -1798,7 +1307,7 @@
     <w:basedOn w:val="DefaultParagraphFont"/>
     <w:link w:val="Subtitle"/>
     <w:uiPriority w:val="11"/>
-    <w:rsid w:val="009C3EB7"/>
+    <w:rsid w:val="00F901EC"/>
     <w:rPr>
       <w:rFonts w:eastAsiaTheme="majorEastAsia" w:cstheme="majorBidi"/>
       <w:color w:val="595959" w:themeColor="text1" w:themeTint="A6"/>
@@ -1814,7 +1323,7 @@
     <w:link w:val="QuoteChar"/>
     <w:uiPriority w:val="29"/>
     <w:qFormat/>
-    <w:rsid w:val="009C3EB7"/>
+    <w:rsid w:val="00F901EC"/>
     <w:pPr>
       <w:spacing w:before="160"/>
       <w:jc w:val="center"/>
@@ -1830,7 +1339,7 @@
     <w:basedOn w:val="DefaultParagraphFont"/>
     <w:link w:val="Quote"/>
     <w:uiPriority w:val="29"/>
-    <w:rsid w:val="009C3EB7"/>
+    <w:rsid w:val="00F901EC"/>
     <w:rPr>
       <w:i/>
       <w:iCs/>
@@ -1842,7 +1351,7 @@
     <w:basedOn w:val="Normal"/>
     <w:uiPriority w:val="34"/>
     <w:qFormat/>
-    <w:rsid w:val="009C3EB7"/>
+    <w:rsid w:val="00F901EC"/>
     <w:pPr>
       <w:ind w:left="720"/>
       <w:contextualSpacing/>
@@ -1853,7 +1362,7 @@
     <w:basedOn w:val="DefaultParagraphFont"/>
     <w:uiPriority w:val="21"/>
     <w:qFormat/>
-    <w:rsid w:val="009C3EB7"/>
+    <w:rsid w:val="00F901EC"/>
     <w:rPr>
       <w:i/>
       <w:iCs/>
@@ -1867,7 +1376,7 @@
     <w:link w:val="IntenseQuoteChar"/>
     <w:uiPriority w:val="30"/>
     <w:qFormat/>
-    <w:rsid w:val="009C3EB7"/>
+    <w:rsid w:val="00F901EC"/>
     <w:pPr>
       <w:pBdr>
         <w:top w:val="single" w:sz="4" w:space="10" w:color="0F4761" w:themeColor="accent1" w:themeShade="BF"/>
@@ -1888,7 +1397,7 @@
     <w:basedOn w:val="DefaultParagraphFont"/>
     <w:link w:val="IntenseQuote"/>
     <w:uiPriority w:val="30"/>
-    <w:rsid w:val="009C3EB7"/>
+    <w:rsid w:val="00F901EC"/>
     <w:rPr>
       <w:i/>
       <w:iCs/>
@@ -1900,7 +1409,7 @@
     <w:basedOn w:val="DefaultParagraphFont"/>
     <w:uiPriority w:val="32"/>
     <w:qFormat/>
-    <w:rsid w:val="009C3EB7"/>
+    <w:rsid w:val="00F901EC"/>
     <w:rPr>
       <w:b/>
       <w:bCs/>
@@ -1915,7 +1424,7 @@
     <w:link w:val="FooterChar"/>
     <w:uiPriority w:val="99"/>
     <w:unhideWhenUsed/>
-    <w:rsid w:val="009C3EB7"/>
+    <w:rsid w:val="00F901EC"/>
     <w:pPr>
       <w:tabs>
         <w:tab w:val="center" w:pos="4680"/>
@@ -1929,7 +1438,7 @@
     <w:basedOn w:val="DefaultParagraphFont"/>
     <w:link w:val="Footer"/>
     <w:uiPriority w:val="99"/>
-    <w:rsid w:val="009C3EB7"/>
+    <w:rsid w:val="00F901EC"/>
   </w:style>
 </w:styles>
 </file>
